--- a/DATA/VP/TEMP_pHAROK_VP.docx
+++ b/DATA/VP/TEMP_pHAROK_VP.docx
@@ -1,6 +1,6 @@
 
 <file path=word/document.xml><?xml version="1.0" encoding="utf-8"?>
-<w:document xmlns:wpc="http://schemas.microsoft.com/office/word/2010/wordprocessingCanvas" xmlns:cx="http://schemas.microsoft.com/office/drawing/2014/chartex" xmlns:cx1="http://schemas.microsoft.com/office/drawing/2015/9/8/chartex" xmlns:cx2="http://schemas.microsoft.com/office/drawing/2015/10/21/chartex" xmlns:cx3="http://schemas.microsoft.com/office/drawing/2016/5/9/chartex" xmlns:cx4="http://schemas.microsoft.com/office/drawing/2016/5/10/chartex" xmlns:cx5="http://schemas.microsoft.com/office/drawing/2016/5/11/chartex" xmlns:cx6="http://schemas.microsoft.com/office/drawing/2016/5/12/chartex" xmlns:cx7="http://schemas.microsoft.com/office/drawing/2016/5/13/chartex" xmlns:cx8="http://schemas.microsoft.com/office/drawing/2016/5/14/chartex" xmlns:mc="http://schemas.openxmlformats.org/markup-compatibility/2006" xmlns:aink="http://schemas.microsoft.com/office/drawing/2016/ink" xmlns:am3d="http://schemas.microsoft.com/office/drawing/2017/model3d" xmlns:o="urn:schemas-microsoft-com:office:office" xmlns:oel="http://schemas.microsoft.com/office/2019/extlst" xmlns:r="http://schemas.openxmlformats.org/officeDocument/2006/relationships" xmlns:m="http://schemas.openxmlformats.org/officeDocument/2006/math" xmlns:v="urn:schemas-microsoft-com:vml" xmlns:wp14="http://schemas.microsoft.com/office/word/2010/wordprocessingDrawing" xmlns:wp="http://schemas.openxmlformats.org/drawingml/2006/wordprocessingDrawing" xmlns:w10="urn:schemas-microsoft-com:office:word" xmlns:w="http://schemas.openxmlformats.org/wordprocessingml/2006/main" xmlns:w14="http://schemas.microsoft.com/office/word/2010/wordml" xmlns:w15="http://schemas.microsoft.com/office/word/2012/wordml" xmlns:w16cex="http://schemas.microsoft.com/office/word/2018/wordml/cex" xmlns:w16cid="http://schemas.microsoft.com/office/word/2016/wordml/cid" xmlns:w16="http://schemas.microsoft.com/office/word/2018/wordml" xmlns:w16du="http://schemas.microsoft.com/office/word/2023/wordml/word16du" xmlns:w16sdtdh="http://schemas.microsoft.com/office/word/2020/wordml/sdtdatahash" xmlns:w16sdtfl="http://schemas.microsoft.com/office/word/2024/wordml/sdtformatlock" xmlns:w16se="http://schemas.microsoft.com/office/word/2015/wordml/symex" xmlns:wpg="http://schemas.microsoft.com/office/word/2010/wordprocessingGroup" xmlns:wpi="http://schemas.microsoft.com/office/word/2010/wordprocessingInk" xmlns:wne="http://schemas.microsoft.com/office/word/2006/wordml" xmlns:wps="http://schemas.microsoft.com/office/word/2010/wordprocessingShape" mc:Ignorable="w14 w15 w16se w16cid w16 w16cex w16sdtdh w16sdtfl w16du wp14">
+<w:document xmlns:wpc="http://schemas.microsoft.com/office/word/2010/wordprocessingCanvas" xmlns:cx="http://schemas.microsoft.com/office/drawing/2014/chartex" xmlns:cx1="http://schemas.microsoft.com/office/drawing/2015/9/8/chartex" xmlns:cx2="http://schemas.microsoft.com/office/drawing/2015/10/21/chartex" xmlns:cx3="http://schemas.microsoft.com/office/drawing/2016/5/9/chartex" xmlns:cx4="http://schemas.microsoft.com/office/drawing/2016/5/10/chartex" xmlns:cx5="http://schemas.microsoft.com/office/drawing/2016/5/11/chartex" xmlns:cx6="http://schemas.microsoft.com/office/drawing/2016/5/12/chartex" xmlns:cx7="http://schemas.microsoft.com/office/drawing/2016/5/13/chartex" xmlns:cx8="http://schemas.microsoft.com/office/drawing/2016/5/14/chartex" xmlns:mc="http://schemas.openxmlformats.org/markup-compatibility/2006" xmlns:aink="http://schemas.microsoft.com/office/drawing/2016/ink" xmlns:am3d="http://schemas.microsoft.com/office/drawing/2017/model3d" xmlns:o="urn:schemas-microsoft-com:office:office" xmlns:r="http://schemas.openxmlformats.org/officeDocument/2006/relationships" xmlns:m="http://schemas.openxmlformats.org/officeDocument/2006/math" xmlns:v="urn:schemas-microsoft-com:vml" xmlns:wp14="http://schemas.microsoft.com/office/word/2010/wordprocessingDrawing" xmlns:wp="http://schemas.openxmlformats.org/drawingml/2006/wordprocessingDrawing" xmlns:w10="urn:schemas-microsoft-com:office:word" xmlns:w="http://schemas.openxmlformats.org/wordprocessingml/2006/main" xmlns:w14="http://schemas.microsoft.com/office/word/2010/wordml" xmlns:w15="http://schemas.microsoft.com/office/word/2012/wordml" xmlns:w16cex="http://schemas.microsoft.com/office/word/2018/wordml/cex" xmlns:w16cid="http://schemas.microsoft.com/office/word/2016/wordml/cid" xmlns:w16="http://schemas.microsoft.com/office/word/2018/wordml" xmlns:w16sdtdh="http://schemas.microsoft.com/office/word/2020/wordml/sdtdatahash" xmlns:w16se="http://schemas.microsoft.com/office/word/2015/wordml/symex" xmlns:wpg="http://schemas.microsoft.com/office/word/2010/wordprocessingGroup" xmlns:wpi="http://schemas.microsoft.com/office/word/2010/wordprocessingInk" xmlns:wne="http://schemas.microsoft.com/office/word/2006/wordml" xmlns:wps="http://schemas.microsoft.com/office/word/2010/wordprocessingShape" mc:Ignorable="w14 w15 w16se w16cid w16 w16cex w16sdtdh wp14">
   <w:body>
     <w:p>
       <w:pPr>
@@ -192,7 +192,7 @@
                 <v:stroke joinstyle="miter"/>
                 <v:path gradientshapeok="t" o:connecttype="rect"/>
               </v:shapetype>
-              <v:shape id="Textové pole 2" o:spid="_x0000_s1026" type="#_x0000_t202" style="position:absolute;margin-left:737.35pt;margin-top:13.5pt;width:39.75pt;height:42.5pt;z-index:251662336;visibility:visible;mso-wrap-style:square;mso-width-percent:0;mso-height-percent:0;mso-wrap-distance-left:9pt;mso-wrap-distance-top:3.6pt;mso-wrap-distance-right:9pt;mso-wrap-distance-bottom:3.6pt;mso-position-horizontal:absolute;mso-position-horizontal-relative:margin;mso-position-vertical:absolute;mso-position-vertical-relative:text;mso-width-percent:0;mso-height-percent:0;mso-width-relative:margin;mso-height-relative:margin;v-text-anchor:top" o:gfxdata="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" stroked="f">
+              <v:shape id="Textové pole 2" o:spid="_x0000_s1026" type="#_x0000_t202" style="position:absolute;margin-left:737.35pt;margin-top:13.5pt;width:39.75pt;height:42.5pt;z-index:251662336;visibility:visible;mso-wrap-style:square;mso-width-percent:0;mso-height-percent:0;mso-wrap-distance-left:9pt;mso-wrap-distance-top:3.6pt;mso-wrap-distance-right:9pt;mso-wrap-distance-bottom:3.6pt;mso-position-horizontal:absolute;mso-position-horizontal-relative:margin;mso-position-vertical:absolute;mso-position-vertical-relative:text;mso-width-percent:0;mso-height-percent:0;mso-width-relative:margin;mso-height-relative:margin;v-text-anchor:top" o:gfxdata="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" stroked="f">
                 <v:textbox>
                   <w:txbxContent>
                     <w:p>
@@ -502,43 +502,7 @@
                                 <w:sz w:val="16"/>
                                 <w:szCs w:val="16"/>
                               </w:rPr>
-                              <w:t xml:space="preserve">Bankové spojenie: PB, </w:t>
-                            </w:r>
-                            <w:proofErr w:type="spellStart"/>
-                            <w:r>
-                              <w:rPr>
-                                <w:rFonts w:ascii="Calibri" w:hAnsi="Calibri" w:cs="Calibri"/>
-                                <w:sz w:val="16"/>
-                                <w:szCs w:val="16"/>
-                              </w:rPr>
-                              <w:t>a.s</w:t>
-                            </w:r>
-                            <w:proofErr w:type="spellEnd"/>
-                            <w:r>
-                              <w:rPr>
-                                <w:rFonts w:ascii="Calibri" w:hAnsi="Calibri" w:cs="Calibri"/>
-                                <w:sz w:val="16"/>
-                                <w:szCs w:val="16"/>
-                              </w:rPr>
-                              <w:t xml:space="preserve">. Bratislava, </w:t>
-                            </w:r>
-                            <w:proofErr w:type="spellStart"/>
-                            <w:r>
-                              <w:rPr>
-                                <w:rFonts w:ascii="Calibri" w:hAnsi="Calibri" w:cs="Calibri"/>
-                                <w:sz w:val="16"/>
-                                <w:szCs w:val="16"/>
-                              </w:rPr>
-                              <w:t>č.ú</w:t>
-                            </w:r>
-                            <w:proofErr w:type="spellEnd"/>
-                            <w:r>
-                              <w:rPr>
-                                <w:rFonts w:ascii="Calibri" w:hAnsi="Calibri" w:cs="Calibri"/>
-                                <w:sz w:val="16"/>
-                                <w:szCs w:val="16"/>
-                              </w:rPr>
-                              <w:t>. 3001130011/6500</w:t>
+                              <w:t>Bankové spojenie: PB, a.s. Bratislava, č.ú. 3001130011/6500</w:t>
                             </w:r>
                           </w:p>
                           <w:p>
@@ -598,7 +562,7 @@
           </mc:Choice>
           <mc:Fallback>
             <w:pict>
-              <v:shape w14:anchorId="1E152AD0" id="_x0000_s1027" type="#_x0000_t202" style="position:absolute;margin-left:512.55pt;margin-top:14.45pt;width:225pt;height:47.25pt;z-index:251660288;visibility:visible;mso-wrap-style:square;mso-width-percent:0;mso-height-percent:0;mso-wrap-distance-left:9pt;mso-wrap-distance-top:3.6pt;mso-wrap-distance-right:9pt;mso-wrap-distance-bottom:3.6pt;mso-position-horizontal:absolute;mso-position-horizontal-relative:margin;mso-position-vertical:absolute;mso-position-vertical-relative:text;mso-width-percent:0;mso-height-percent:0;mso-width-relative:margin;mso-height-relative:margin;v-text-anchor:top" o:gfxdata="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" stroked="f">
+              <v:shape w14:anchorId="1E152AD0" id="_x0000_s1027" type="#_x0000_t202" style="position:absolute;margin-left:512.55pt;margin-top:14.45pt;width:225pt;height:47.25pt;z-index:251660288;visibility:visible;mso-wrap-style:square;mso-width-percent:0;mso-height-percent:0;mso-wrap-distance-left:9pt;mso-wrap-distance-top:3.6pt;mso-wrap-distance-right:9pt;mso-wrap-distance-bottom:3.6pt;mso-position-horizontal:absolute;mso-position-horizontal-relative:margin;mso-position-vertical:absolute;mso-position-vertical-relative:text;mso-width-percent:0;mso-height-percent:0;mso-width-relative:margin;mso-height-relative:margin;v-text-anchor:top" o:gfxdata="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" stroked="f">
                 <v:textbox>
                   <w:txbxContent>
                     <w:p>
@@ -636,25 +600,7 @@
                           <w:sz w:val="16"/>
                           <w:szCs w:val="16"/>
                         </w:rPr>
-                        <w:t xml:space="preserve">Bankové spojenie: PB, a.s. Bratislava, </w:t>
-                      </w:r>
-                      <w:proofErr w:type="spellStart"/>
-                      <w:r>
-                        <w:rPr>
-                          <w:rFonts w:ascii="Calibri" w:hAnsi="Calibri" w:cs="Calibri"/>
-                          <w:sz w:val="16"/>
-                          <w:szCs w:val="16"/>
-                        </w:rPr>
-                        <w:t>č.ú</w:t>
-                      </w:r>
-                      <w:proofErr w:type="spellEnd"/>
-                      <w:r>
-                        <w:rPr>
-                          <w:rFonts w:ascii="Calibri" w:hAnsi="Calibri" w:cs="Calibri"/>
-                          <w:sz w:val="16"/>
-                          <w:szCs w:val="16"/>
-                        </w:rPr>
-                        <w:t>. 3001130011/6500</w:t>
+                        <w:t>Bankové spojenie: PB, a.s. Bratislava, č.ú. 3001130011/6500</w:t>
                       </w:r>
                     </w:p>
                     <w:p>
@@ -801,7 +747,7 @@
           </mc:Choice>
           <mc:Fallback>
             <w:pict>
-              <v:shape w14:anchorId="4CA2DCC1" id="_x0000_s1028" type="#_x0000_t202" style="position:absolute;margin-left:234.8pt;margin-top:17.75pt;width:210pt;height:39pt;z-index:251664384;visibility:visible;mso-wrap-style:square;mso-width-percent:0;mso-height-percent:0;mso-wrap-distance-left:9pt;mso-wrap-distance-top:3.6pt;mso-wrap-distance-right:9pt;mso-wrap-distance-bottom:3.6pt;mso-position-horizontal:absolute;mso-position-horizontal-relative:margin;mso-position-vertical:absolute;mso-position-vertical-relative:text;mso-width-percent:0;mso-height-percent:0;mso-width-relative:margin;mso-height-relative:margin;v-text-anchor:top" o:gfxdata="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" stroked="f">
+              <v:shape w14:anchorId="4CA2DCC1" id="_x0000_s1028" type="#_x0000_t202" style="position:absolute;margin-left:234.8pt;margin-top:17.75pt;width:210pt;height:39pt;z-index:251664384;visibility:visible;mso-wrap-style:square;mso-width-percent:0;mso-height-percent:0;mso-wrap-distance-left:9pt;mso-wrap-distance-top:3.6pt;mso-wrap-distance-right:9pt;mso-wrap-distance-bottom:3.6pt;mso-position-horizontal:absolute;mso-position-horizontal-relative:margin;mso-position-vertical:absolute;mso-position-vertical-relative:text;mso-width-percent:0;mso-height-percent:0;mso-width-relative:margin;mso-height-relative:margin;v-text-anchor:top" o:gfxdata="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" stroked="f">
                 <v:textbox>
                   <w:txbxContent>
                     <w:p>
@@ -920,25 +866,7 @@
                                 <w:sz w:val="16"/>
                                 <w:szCs w:val="16"/>
                               </w:rPr>
-                              <w:t xml:space="preserve">Slovenská pošta, </w:t>
-                            </w:r>
-                            <w:proofErr w:type="spellStart"/>
-                            <w:r>
-                              <w:rPr>
-                                <w:rFonts w:ascii="Calibri" w:hAnsi="Calibri" w:cs="Calibri"/>
-                                <w:sz w:val="16"/>
-                                <w:szCs w:val="16"/>
-                              </w:rPr>
-                              <w:t>a.s</w:t>
-                            </w:r>
-                            <w:proofErr w:type="spellEnd"/>
-                            <w:r>
-                              <w:rPr>
-                                <w:rFonts w:ascii="Calibri" w:hAnsi="Calibri" w:cs="Calibri"/>
-                                <w:sz w:val="16"/>
-                                <w:szCs w:val="16"/>
-                              </w:rPr>
-                              <w:t>.</w:t>
+                              <w:t>Slovenská pošta, a.s.</w:t>
                             </w:r>
                           </w:p>
                           <w:p>
@@ -998,7 +926,7 @@
           </mc:Choice>
           <mc:Fallback>
             <w:pict>
-              <v:shape w14:anchorId="2C051D2A" id="_x0000_s1029" type="#_x0000_t202" style="position:absolute;margin-left:72.8pt;margin-top:3.55pt;width:104.25pt;height:39pt;z-index:-251658240;visibility:visible;mso-wrap-style:square;mso-width-percent:0;mso-height-percent:0;mso-wrap-distance-left:9pt;mso-wrap-distance-top:3.6pt;mso-wrap-distance-right:9pt;mso-wrap-distance-bottom:3.6pt;mso-position-horizontal:absolute;mso-position-horizontal-relative:margin;mso-position-vertical:absolute;mso-position-vertical-relative:text;mso-width-percent:0;mso-height-percent:0;mso-width-relative:margin;mso-height-relative:margin;v-text-anchor:top" o:gfxdata="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" stroked="f">
+              <v:shape w14:anchorId="2C051D2A" id="_x0000_s1029" type="#_x0000_t202" style="position:absolute;margin-left:72.8pt;margin-top:3.55pt;width:104.25pt;height:39pt;z-index:-251658240;visibility:visible;mso-wrap-style:square;mso-width-percent:0;mso-height-percent:0;mso-wrap-distance-left:9pt;mso-wrap-distance-top:3.6pt;mso-wrap-distance-right:9pt;mso-wrap-distance-bottom:3.6pt;mso-position-horizontal:absolute;mso-position-horizontal-relative:margin;mso-position-vertical:absolute;mso-position-vertical-relative:text;mso-width-percent:0;mso-height-percent:0;mso-width-relative:margin;mso-height-relative:margin;v-text-anchor:top" o:gfxdata="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" stroked="f">
                 <v:textbox>
                   <w:txbxContent>
                     <w:p>
@@ -1227,29 +1155,7 @@
                                       <w:sz w:val="14"/>
                                       <w:szCs w:val="14"/>
                                     </w:rPr>
-                                    <w:t>{</w:t>
-                                  </w:r>
-                                  <w:proofErr w:type="spellStart"/>
-                                  <w:r>
-                                    <w:rPr>
-                                      <w:rFonts w:ascii="Calibri" w:hAnsi="Calibri" w:cs="Calibri"/>
-                                      <w:b/>
-                                      <w:bCs/>
-                                      <w:sz w:val="14"/>
-                                      <w:szCs w:val="14"/>
-                                    </w:rPr>
-                                    <w:t>Nazov_OU</w:t>
-                                  </w:r>
-                                  <w:proofErr w:type="spellEnd"/>
-                                  <w:r>
-                                    <w:rPr>
-                                      <w:rFonts w:ascii="Calibri" w:hAnsi="Calibri" w:cs="Calibri"/>
-                                      <w:b/>
-                                      <w:bCs/>
-                                      <w:sz w:val="14"/>
-                                      <w:szCs w:val="14"/>
-                                    </w:rPr>
-                                    <w:t>}</w:t>
+                                    <w:t>{Nazov_OU}</w:t>
                                   </w:r>
                                   <w:r>
                                     <w:rPr>
@@ -1282,29 +1188,7 @@
                                       <w:sz w:val="14"/>
                                       <w:szCs w:val="14"/>
                                     </w:rPr>
-                                    <w:t>{{</w:t>
-                                  </w:r>
-                                  <w:proofErr w:type="spellStart"/>
-                                  <w:r>
-                                    <w:rPr>
-                                      <w:rFonts w:ascii="Calibri" w:hAnsi="Calibri" w:cs="Calibri"/>
-                                      <w:b/>
-                                      <w:bCs/>
-                                      <w:sz w:val="14"/>
-                                      <w:szCs w:val="14"/>
-                                    </w:rPr>
-                                    <w:t>Odbor_OU</w:t>
-                                  </w:r>
-                                  <w:proofErr w:type="spellEnd"/>
-                                  <w:r>
-                                    <w:rPr>
-                                      <w:rFonts w:ascii="Calibri" w:hAnsi="Calibri" w:cs="Calibri"/>
-                                      <w:b/>
-                                      <w:bCs/>
-                                      <w:sz w:val="14"/>
-                                      <w:szCs w:val="14"/>
-                                    </w:rPr>
-                                    <w:t>}}</w:t>
+                                    <w:t>{{Odbor_OU}}</w:t>
                                   </w:r>
                                 </w:p>
                                 <w:p>
@@ -1337,29 +1221,7 @@
                                       <w:sz w:val="14"/>
                                       <w:szCs w:val="14"/>
                                     </w:rPr>
-                                    <w:t>{</w:t>
-                                  </w:r>
-                                  <w:proofErr w:type="spellStart"/>
-                                  <w:r>
-                                    <w:rPr>
-                                      <w:rFonts w:ascii="Calibri" w:hAnsi="Calibri" w:cs="Calibri"/>
-                                      <w:b/>
-                                      <w:bCs/>
-                                      <w:sz w:val="14"/>
-                                      <w:szCs w:val="14"/>
-                                    </w:rPr>
-                                    <w:t>Adresa_OU</w:t>
-                                  </w:r>
-                                  <w:proofErr w:type="spellEnd"/>
-                                  <w:r>
-                                    <w:rPr>
-                                      <w:rFonts w:ascii="Calibri" w:hAnsi="Calibri" w:cs="Calibri"/>
-                                      <w:b/>
-                                      <w:bCs/>
-                                      <w:sz w:val="14"/>
-                                      <w:szCs w:val="14"/>
-                                    </w:rPr>
-                                    <w:t>}</w:t>
+                                    <w:t>{Adresa_OU}</w:t>
                                   </w:r>
                                   <w:r>
                                     <w:rPr>
@@ -1444,11 +1306,7 @@
                 </mc:Choice>
                 <mc:Fallback>
                   <w:pict>
-                    <v:shapetype w14:anchorId="363628B5" id="_x0000_t202" coordsize="21600,21600" o:spt="202" path="m,l,21600r21600,l21600,xe">
-                      <v:stroke joinstyle="miter"/>
-                      <v:path gradientshapeok="t" o:connecttype="rect"/>
-                    </v:shapetype>
-                    <v:shape id="_x0000_s1030" type="#_x0000_t202" style="position:absolute;margin-left:-4.9pt;margin-top:12.45pt;width:108.45pt;height:42pt;z-index:251669504;visibility:visible;mso-wrap-style:square;mso-width-percent:0;mso-height-percent:0;mso-wrap-distance-left:9pt;mso-wrap-distance-top:3.6pt;mso-wrap-distance-right:9pt;mso-wrap-distance-bottom:3.6pt;mso-position-horizontal:absolute;mso-position-horizontal-relative:margin;mso-position-vertical:absolute;mso-position-vertical-relative:text;mso-width-percent:0;mso-height-percent:0;mso-width-relative:margin;mso-height-relative:margin;v-text-anchor:top" o:gfxdata="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" stroked="f">
+                    <v:shape w14:anchorId="363628B5" id="_x0000_s1030" type="#_x0000_t202" style="position:absolute;margin-left:-4.9pt;margin-top:12.45pt;width:108.45pt;height:42pt;z-index:251669504;visibility:visible;mso-wrap-style:square;mso-width-percent:0;mso-height-percent:0;mso-wrap-distance-left:9pt;mso-wrap-distance-top:3.6pt;mso-wrap-distance-right:9pt;mso-wrap-distance-bottom:3.6pt;mso-position-horizontal:absolute;mso-position-horizontal-relative:margin;mso-position-vertical:absolute;mso-position-vertical-relative:text;mso-width-percent:0;mso-height-percent:0;mso-width-relative:margin;mso-height-relative:margin;v-text-anchor:top" o:gfxdata="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" stroked="f">
                       <v:textbox>
                         <w:txbxContent>
                           <w:p>
@@ -1491,29 +1349,7 @@
                                 <w:sz w:val="14"/>
                                 <w:szCs w:val="14"/>
                               </w:rPr>
-                              <w:t>{</w:t>
-                            </w:r>
-                            <w:proofErr w:type="spellStart"/>
-                            <w:r>
-                              <w:rPr>
-                                <w:rFonts w:ascii="Calibri" w:hAnsi="Calibri" w:cs="Calibri"/>
-                                <w:b/>
-                                <w:bCs/>
-                                <w:sz w:val="14"/>
-                                <w:szCs w:val="14"/>
-                              </w:rPr>
-                              <w:t>Nazov_OU</w:t>
-                            </w:r>
-                            <w:proofErr w:type="spellEnd"/>
-                            <w:r>
-                              <w:rPr>
-                                <w:rFonts w:ascii="Calibri" w:hAnsi="Calibri" w:cs="Calibri"/>
-                                <w:b/>
-                                <w:bCs/>
-                                <w:sz w:val="14"/>
-                                <w:szCs w:val="14"/>
-                              </w:rPr>
-                              <w:t>}</w:t>
+                              <w:t>{Nazov_OU}</w:t>
                             </w:r>
                             <w:r>
                               <w:rPr>
@@ -1546,29 +1382,7 @@
                                 <w:sz w:val="14"/>
                                 <w:szCs w:val="14"/>
                               </w:rPr>
-                              <w:t>{{</w:t>
-                            </w:r>
-                            <w:proofErr w:type="spellStart"/>
-                            <w:r>
-                              <w:rPr>
-                                <w:rFonts w:ascii="Calibri" w:hAnsi="Calibri" w:cs="Calibri"/>
-                                <w:b/>
-                                <w:bCs/>
-                                <w:sz w:val="14"/>
-                                <w:szCs w:val="14"/>
-                              </w:rPr>
-                              <w:t>Odbor_OU</w:t>
-                            </w:r>
-                            <w:proofErr w:type="spellEnd"/>
-                            <w:r>
-                              <w:rPr>
-                                <w:rFonts w:ascii="Calibri" w:hAnsi="Calibri" w:cs="Calibri"/>
-                                <w:b/>
-                                <w:bCs/>
-                                <w:sz w:val="14"/>
-                                <w:szCs w:val="14"/>
-                              </w:rPr>
-                              <w:t>}}</w:t>
+                              <w:t>{{Odbor_OU}}</w:t>
                             </w:r>
                           </w:p>
                           <w:p>
@@ -1601,29 +1415,7 @@
                                 <w:sz w:val="14"/>
                                 <w:szCs w:val="14"/>
                               </w:rPr>
-                              <w:t>{</w:t>
-                            </w:r>
-                            <w:proofErr w:type="spellStart"/>
-                            <w:r>
-                              <w:rPr>
-                                <w:rFonts w:ascii="Calibri" w:hAnsi="Calibri" w:cs="Calibri"/>
-                                <w:b/>
-                                <w:bCs/>
-                                <w:sz w:val="14"/>
-                                <w:szCs w:val="14"/>
-                              </w:rPr>
-                              <w:t>Adresa_OU</w:t>
-                            </w:r>
-                            <w:proofErr w:type="spellEnd"/>
-                            <w:r>
-                              <w:rPr>
-                                <w:rFonts w:ascii="Calibri" w:hAnsi="Calibri" w:cs="Calibri"/>
-                                <w:b/>
-                                <w:bCs/>
-                                <w:sz w:val="14"/>
-                                <w:szCs w:val="14"/>
-                              </w:rPr>
-                              <w:t>}</w:t>
+                              <w:t>{Adresa_OU}</w:t>
                             </w:r>
                             <w:r>
                               <w:rPr>
@@ -1912,7 +1704,15 @@
                 <w:sz w:val="14"/>
                 <w:szCs w:val="14"/>
               </w:rPr>
-              <w:t>Rastislav.Golis@minv.sk</w:t>
+              <w:t>Tomas.Caradsky</w:t>
+            </w:r>
+            <w:r>
+              <w:rPr>
+                <w:rFonts w:ascii="Calibri" w:hAnsi="Calibri" w:cs="Calibri"/>
+                <w:sz w:val="14"/>
+                <w:szCs w:val="14"/>
+              </w:rPr>
+              <w:t>@minv.sk</w:t>
             </w:r>
           </w:p>
           <w:p>
@@ -2068,29 +1868,7 @@
                                       <w:sz w:val="14"/>
                                       <w:szCs w:val="14"/>
                                     </w:rPr>
-                                    <w:t>{</w:t>
-                                  </w:r>
-                                  <w:proofErr w:type="spellStart"/>
-                                  <w:r>
-                                    <w:rPr>
-                                      <w:rFonts w:ascii="Calibri" w:hAnsi="Calibri" w:cs="Calibri"/>
-                                      <w:b/>
-                                      <w:bCs/>
-                                      <w:sz w:val="14"/>
-                                      <w:szCs w:val="14"/>
-                                    </w:rPr>
-                                    <w:t>Nazov_OU</w:t>
-                                  </w:r>
-                                  <w:proofErr w:type="spellEnd"/>
-                                  <w:r>
-                                    <w:rPr>
-                                      <w:rFonts w:ascii="Calibri" w:hAnsi="Calibri" w:cs="Calibri"/>
-                                      <w:b/>
-                                      <w:bCs/>
-                                      <w:sz w:val="14"/>
-                                      <w:szCs w:val="14"/>
-                                    </w:rPr>
-                                    <w:t>}</w:t>
+                                    <w:t>{Nazov_OU}</w:t>
                                   </w:r>
                                   <w:r>
                                     <w:rPr>
@@ -2120,29 +1898,7 @@
                                       <w:sz w:val="14"/>
                                       <w:szCs w:val="14"/>
                                     </w:rPr>
-                                    <w:t>{{</w:t>
-                                  </w:r>
-                                  <w:proofErr w:type="spellStart"/>
-                                  <w:r>
-                                    <w:rPr>
-                                      <w:rFonts w:ascii="Calibri" w:hAnsi="Calibri" w:cs="Calibri"/>
-                                      <w:b/>
-                                      <w:bCs/>
-                                      <w:sz w:val="14"/>
-                                      <w:szCs w:val="14"/>
-                                    </w:rPr>
-                                    <w:t>Odbor_OU</w:t>
-                                  </w:r>
-                                  <w:proofErr w:type="spellEnd"/>
-                                  <w:r>
-                                    <w:rPr>
-                                      <w:rFonts w:ascii="Calibri" w:hAnsi="Calibri" w:cs="Calibri"/>
-                                      <w:b/>
-                                      <w:bCs/>
-                                      <w:sz w:val="14"/>
-                                      <w:szCs w:val="14"/>
-                                    </w:rPr>
-                                    <w:t>}}</w:t>
+                                    <w:t>{{Odbor_OU}}</w:t>
                                   </w:r>
                                 </w:p>
                                 <w:p>
@@ -2175,29 +1931,7 @@
                                       <w:sz w:val="14"/>
                                       <w:szCs w:val="14"/>
                                     </w:rPr>
-                                    <w:t>{</w:t>
-                                  </w:r>
-                                  <w:proofErr w:type="spellStart"/>
-                                  <w:r>
-                                    <w:rPr>
-                                      <w:rFonts w:ascii="Calibri" w:hAnsi="Calibri" w:cs="Calibri"/>
-                                      <w:b/>
-                                      <w:bCs/>
-                                      <w:sz w:val="14"/>
-                                      <w:szCs w:val="14"/>
-                                    </w:rPr>
-                                    <w:t>Adresa_OU</w:t>
-                                  </w:r>
-                                  <w:proofErr w:type="spellEnd"/>
-                                  <w:r>
-                                    <w:rPr>
-                                      <w:rFonts w:ascii="Calibri" w:hAnsi="Calibri" w:cs="Calibri"/>
-                                      <w:b/>
-                                      <w:bCs/>
-                                      <w:sz w:val="14"/>
-                                      <w:szCs w:val="14"/>
-                                    </w:rPr>
-                                    <w:t>}</w:t>
+                                    <w:t>{Adresa_OU}</w:t>
                                   </w:r>
                                   <w:r>
                                     <w:rPr>
@@ -2282,7 +2016,7 @@
                 </mc:Choice>
                 <mc:Fallback>
                   <w:pict>
-                    <v:shape w14:anchorId="44A4D78D" id="_x0000_s1031" type="#_x0000_t202" style="position:absolute;margin-left:-4.9pt;margin-top:16.85pt;width:211.8pt;height:35.05pt;z-index:251671552;visibility:visible;mso-wrap-style:square;mso-width-percent:0;mso-height-percent:0;mso-wrap-distance-left:9pt;mso-wrap-distance-top:3.6pt;mso-wrap-distance-right:9pt;mso-wrap-distance-bottom:3.6pt;mso-position-horizontal:absolute;mso-position-horizontal-relative:margin;mso-position-vertical:absolute;mso-position-vertical-relative:text;mso-width-percent:0;mso-height-percent:0;mso-width-relative:margin;mso-height-relative:margin;v-text-anchor:top" o:gfxdata="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" stroked="f">
+                    <v:shape w14:anchorId="44A4D78D" id="_x0000_s1031" type="#_x0000_t202" style="position:absolute;margin-left:-4.9pt;margin-top:16.85pt;width:211.8pt;height:35.05pt;z-index:251671552;visibility:visible;mso-wrap-style:square;mso-width-percent:0;mso-height-percent:0;mso-wrap-distance-left:9pt;mso-wrap-distance-top:3.6pt;mso-wrap-distance-right:9pt;mso-wrap-distance-bottom:3.6pt;mso-position-horizontal:absolute;mso-position-horizontal-relative:margin;mso-position-vertical:absolute;mso-position-vertical-relative:text;mso-width-percent:0;mso-height-percent:0;mso-width-relative:margin;mso-height-relative:margin;v-text-anchor:top" o:gfxdata="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" stroked="f">
                       <v:textbox>
                         <w:txbxContent>
                           <w:p>
@@ -2325,29 +2059,7 @@
                                 <w:sz w:val="14"/>
                                 <w:szCs w:val="14"/>
                               </w:rPr>
-                              <w:t>{</w:t>
-                            </w:r>
-                            <w:proofErr w:type="spellStart"/>
-                            <w:r>
-                              <w:rPr>
-                                <w:rFonts w:ascii="Calibri" w:hAnsi="Calibri" w:cs="Calibri"/>
-                                <w:b/>
-                                <w:bCs/>
-                                <w:sz w:val="14"/>
-                                <w:szCs w:val="14"/>
-                              </w:rPr>
-                              <w:t>Nazov_OU</w:t>
-                            </w:r>
-                            <w:proofErr w:type="spellEnd"/>
-                            <w:r>
-                              <w:rPr>
-                                <w:rFonts w:ascii="Calibri" w:hAnsi="Calibri" w:cs="Calibri"/>
-                                <w:b/>
-                                <w:bCs/>
-                                <w:sz w:val="14"/>
-                                <w:szCs w:val="14"/>
-                              </w:rPr>
-                              <w:t>}</w:t>
+                              <w:t>{Nazov_OU}</w:t>
                             </w:r>
                             <w:r>
                               <w:rPr>
@@ -2377,29 +2089,7 @@
                                 <w:sz w:val="14"/>
                                 <w:szCs w:val="14"/>
                               </w:rPr>
-                              <w:t>{{</w:t>
-                            </w:r>
-                            <w:proofErr w:type="spellStart"/>
-                            <w:r>
-                              <w:rPr>
-                                <w:rFonts w:ascii="Calibri" w:hAnsi="Calibri" w:cs="Calibri"/>
-                                <w:b/>
-                                <w:bCs/>
-                                <w:sz w:val="14"/>
-                                <w:szCs w:val="14"/>
-                              </w:rPr>
-                              <w:t>Odbor_OU</w:t>
-                            </w:r>
-                            <w:proofErr w:type="spellEnd"/>
-                            <w:r>
-                              <w:rPr>
-                                <w:rFonts w:ascii="Calibri" w:hAnsi="Calibri" w:cs="Calibri"/>
-                                <w:b/>
-                                <w:bCs/>
-                                <w:sz w:val="14"/>
-                                <w:szCs w:val="14"/>
-                              </w:rPr>
-                              <w:t>}}</w:t>
+                              <w:t>{{Odbor_OU}}</w:t>
                             </w:r>
                           </w:p>
                           <w:p>
@@ -2432,29 +2122,7 @@
                                 <w:sz w:val="14"/>
                                 <w:szCs w:val="14"/>
                               </w:rPr>
-                              <w:t>{</w:t>
-                            </w:r>
-                            <w:proofErr w:type="spellStart"/>
-                            <w:r>
-                              <w:rPr>
-                                <w:rFonts w:ascii="Calibri" w:hAnsi="Calibri" w:cs="Calibri"/>
-                                <w:b/>
-                                <w:bCs/>
-                                <w:sz w:val="14"/>
-                                <w:szCs w:val="14"/>
-                              </w:rPr>
-                              <w:t>Adresa_OU</w:t>
-                            </w:r>
-                            <w:proofErr w:type="spellEnd"/>
-                            <w:r>
-                              <w:rPr>
-                                <w:rFonts w:ascii="Calibri" w:hAnsi="Calibri" w:cs="Calibri"/>
-                                <w:b/>
-                                <w:bCs/>
-                                <w:sz w:val="14"/>
-                                <w:szCs w:val="14"/>
-                              </w:rPr>
-                              <w:t>}</w:t>
+                              <w:t>{Adresa_OU}</w:t>
                             </w:r>
                             <w:r>
                               <w:rPr>
@@ -2652,7 +2320,7 @@
                     </wp:anchor>
                   </w:drawing>
                 </mc:Choice>
-                <mc:Fallback>
+                <mc:Fallback xmlns:w16sdtfl="http://schemas.microsoft.com/office/word/2024/wordml/sdtformatlock" xmlns:w16du="http://schemas.microsoft.com/office/word/2023/wordml/word16du" xmlns:oel="http://schemas.microsoft.com/office/2019/extlst">
                   <w:pict>
                     <v:rect w14:anchorId="3B2FDD07" id="Obdĺžnik 9" o:spid="_x0000_s1026" style="position:absolute;margin-left:12.6pt;margin-top:4.05pt;width:3.6pt;height:3.6pt;z-index:251687936;visibility:visible;mso-wrap-style:square;mso-width-percent:0;mso-height-percent:0;mso-wrap-distance-left:9pt;mso-wrap-distance-top:0;mso-wrap-distance-right:9pt;mso-wrap-distance-bottom:0;mso-position-horizontal:absolute;mso-position-horizontal-relative:text;mso-position-vertical:absolute;mso-position-vertical-relative:text;mso-width-percent:0;mso-height-percent:0;mso-width-relative:margin;mso-height-relative:margin;v-text-anchor:middle" o:gfxdata="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" fillcolor="white [3201]" strokecolor="black [3213]" strokeweight=".25pt"/>
                   </w:pict>
@@ -2754,7 +2422,7 @@
                     </wp:anchor>
                   </w:drawing>
                 </mc:Choice>
-                <mc:Fallback>
+                <mc:Fallback xmlns:w16sdtfl="http://schemas.microsoft.com/office/word/2024/wordml/sdtformatlock" xmlns:w16du="http://schemas.microsoft.com/office/word/2023/wordml/word16du" xmlns:oel="http://schemas.microsoft.com/office/2019/extlst">
                   <w:pict>
                     <v:rect w14:anchorId="4F1D1D61" id="Obdĺžnik 9" o:spid="_x0000_s1026" style="position:absolute;margin-left:12.6pt;margin-top:3.55pt;width:3.55pt;height:3.55pt;z-index:251683840;visibility:visible;mso-wrap-style:square;mso-width-percent:0;mso-height-percent:0;mso-wrap-distance-left:9pt;mso-wrap-distance-top:0;mso-wrap-distance-right:9pt;mso-wrap-distance-bottom:0;mso-position-horizontal:absolute;mso-position-horizontal-relative:text;mso-position-vertical:absolute;mso-position-vertical-relative:text;mso-width-percent:0;mso-height-percent:0;mso-width-relative:margin;mso-height-relative:margin;v-text-anchor:middle" o:gfxdata="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" fillcolor="white [3201]" strokecolor="black [3213]" strokeweight=".25pt"/>
                   </w:pict>
@@ -2926,7 +2594,7 @@
                     </wp:anchor>
                   </w:drawing>
                 </mc:Choice>
-                <mc:Fallback>
+                <mc:Fallback xmlns:w16sdtfl="http://schemas.microsoft.com/office/word/2024/wordml/sdtformatlock" xmlns:w16du="http://schemas.microsoft.com/office/word/2023/wordml/word16du" xmlns:oel="http://schemas.microsoft.com/office/2019/extlst">
                   <w:pict>
                     <v:group w14:anchorId="071A91E4" id="Skupina 12" o:spid="_x0000_s1026" style="position:absolute;margin-left:12.4pt;margin-top:3.85pt;width:3.65pt;height:3.65pt;z-index:251679744;mso-width-relative:margin;mso-height-relative:margin" coordsize="328612,328612" o:gfxdata="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">
                       <v:rect id="Obdĺžnik 9" o:spid="_x0000_s1027" style="position:absolute;width:328612;height:328612;visibility:visible;mso-wrap-style:square;v-text-anchor:middle" o:gfxdata="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" fillcolor="white [3201]" strokecolor="black [3213]" strokeweight=".25pt"/>
@@ -3107,25 +2775,7 @@
                 <w:sz w:val="16"/>
                 <w:szCs w:val="16"/>
               </w:rPr>
-              <w:t xml:space="preserve">10 </w:t>
-            </w:r>
-            <w:proofErr w:type="spellStart"/>
-            <w:r>
-              <w:rPr>
-                <w:rFonts w:ascii="Calibri" w:hAnsi="Calibri" w:cs="Calibri"/>
-                <w:sz w:val="16"/>
-                <w:szCs w:val="16"/>
-              </w:rPr>
-              <w:t>Info</w:t>
-            </w:r>
-            <w:proofErr w:type="spellEnd"/>
-            <w:r>
-              <w:rPr>
-                <w:rFonts w:ascii="Calibri" w:hAnsi="Calibri" w:cs="Calibri"/>
-                <w:sz w:val="16"/>
-                <w:szCs w:val="16"/>
-              </w:rPr>
-              <w:t xml:space="preserve"> o doručení                                                          </w:t>
+              <w:t xml:space="preserve">10 Info o doručení                                                          </w:t>
             </w:r>
             <w:r>
               <w:rPr>
@@ -3239,25 +2889,7 @@
                 <w:sz w:val="16"/>
                 <w:szCs w:val="16"/>
               </w:rPr>
-              <w:t xml:space="preserve">19 </w:t>
-            </w:r>
-            <w:proofErr w:type="spellStart"/>
-            <w:r>
-              <w:rPr>
-                <w:rFonts w:ascii="Calibri" w:hAnsi="Calibri" w:cs="Calibri"/>
-                <w:sz w:val="16"/>
-                <w:szCs w:val="16"/>
-              </w:rPr>
-              <w:t>Odpovedná</w:t>
-            </w:r>
-            <w:proofErr w:type="spellEnd"/>
-            <w:r>
-              <w:rPr>
-                <w:rFonts w:ascii="Calibri" w:hAnsi="Calibri" w:cs="Calibri"/>
-                <w:sz w:val="16"/>
-                <w:szCs w:val="16"/>
-              </w:rPr>
-              <w:t xml:space="preserve"> služba</w:t>
+              <w:t>19 Odpovedná služba</w:t>
             </w:r>
           </w:p>
           <w:p>
@@ -3570,7 +3202,7 @@
                     </wp:anchor>
                   </w:drawing>
                 </mc:Choice>
-                <mc:Fallback>
+                <mc:Fallback xmlns:w16sdtfl="http://schemas.microsoft.com/office/word/2024/wordml/sdtformatlock" xmlns:w16du="http://schemas.microsoft.com/office/word/2023/wordml/word16du" xmlns:oel="http://schemas.microsoft.com/office/2019/extlst">
                   <w:pict>
                     <v:rect w14:anchorId="7A94F956" id="Obdĺžnik 9" o:spid="_x0000_s1026" style="position:absolute;margin-left:12.55pt;margin-top:4.3pt;width:3.55pt;height:3.55pt;z-index:251681792;visibility:visible;mso-wrap-style:square;mso-width-percent:0;mso-height-percent:0;mso-wrap-distance-left:9pt;mso-wrap-distance-top:0;mso-wrap-distance-right:9pt;mso-wrap-distance-bottom:0;mso-position-horizontal:absolute;mso-position-horizontal-relative:text;mso-position-vertical:absolute;mso-position-vertical-relative:text;mso-width-percent:0;mso-height-percent:0;mso-width-relative:margin;mso-height-relative:margin;v-text-anchor:middle" o:gfxdata="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" fillcolor="white [3201]" strokecolor="black [3213]" strokeweight=".25pt"/>
                   </w:pict>
@@ -3672,7 +3304,7 @@
                     </wp:anchor>
                   </w:drawing>
                 </mc:Choice>
-                <mc:Fallback>
+                <mc:Fallback xmlns:w16sdtfl="http://schemas.microsoft.com/office/word/2024/wordml/sdtformatlock" xmlns:w16du="http://schemas.microsoft.com/office/word/2023/wordml/word16du" xmlns:oel="http://schemas.microsoft.com/office/2019/extlst">
                   <w:pict>
                     <v:rect w14:anchorId="0F4FCD14" id="Obdĺžnik 9" o:spid="_x0000_s1026" style="position:absolute;margin-left:12.65pt;margin-top:4.65pt;width:3.55pt;height:3.55pt;z-index:251676672;visibility:visible;mso-wrap-style:square;mso-width-percent:0;mso-height-percent:0;mso-wrap-distance-left:9pt;mso-wrap-distance-top:0;mso-wrap-distance-right:9pt;mso-wrap-distance-bottom:0;mso-position-horizontal:absolute;mso-position-horizontal-relative:text;mso-position-vertical:absolute;mso-position-vertical-relative:text;mso-width-percent:0;mso-height-percent:0;mso-width-relative:margin;mso-height-relative:margin;v-text-anchor:middle" o:gfxdata="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" fillcolor="white [3201]" strokecolor="black [3213]" strokeweight=".25pt"/>
                   </w:pict>
@@ -3774,7 +3406,7 @@
                     </wp:anchor>
                   </w:drawing>
                 </mc:Choice>
-                <mc:Fallback>
+                <mc:Fallback xmlns:w16sdtfl="http://schemas.microsoft.com/office/word/2024/wordml/sdtformatlock" xmlns:w16du="http://schemas.microsoft.com/office/word/2023/wordml/word16du" xmlns:oel="http://schemas.microsoft.com/office/2019/extlst">
                   <w:pict>
                     <v:rect w14:anchorId="128A8F3B" id="Obdĺžnik 9" o:spid="_x0000_s1026" style="position:absolute;margin-left:12.9pt;margin-top:3.95pt;width:3.55pt;height:3.55pt;z-index:251685888;visibility:visible;mso-wrap-style:square;mso-width-percent:0;mso-height-percent:0;mso-wrap-distance-left:9pt;mso-wrap-distance-top:0;mso-wrap-distance-right:9pt;mso-wrap-distance-bottom:0;mso-position-horizontal:absolute;mso-position-horizontal-relative:text;mso-position-vertical:absolute;mso-position-vertical-relative:text;mso-width-percent:0;mso-height-percent:0;mso-width-relative:margin;mso-height-relative:margin;v-text-anchor:middle" o:gfxdata="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" fillcolor="white [3201]" strokecolor="black [3213]" strokeweight=".25pt"/>
                   </w:pict>
@@ -5476,25 +5108,7 @@
                 <w:sz w:val="16"/>
                 <w:szCs w:val="16"/>
               </w:rPr>
-              <w:t>{/</w:t>
-            </w:r>
-            <w:proofErr w:type="spellStart"/>
-            <w:r>
-              <w:rPr>
-                <w:rFonts w:ascii="Calibri" w:hAnsi="Calibri" w:cs="Calibri"/>
-                <w:sz w:val="16"/>
-                <w:szCs w:val="16"/>
-              </w:rPr>
-              <w:t>rows</w:t>
-            </w:r>
-            <w:proofErr w:type="spellEnd"/>
-            <w:r>
-              <w:rPr>
-                <w:rFonts w:ascii="Calibri" w:hAnsi="Calibri" w:cs="Calibri"/>
-                <w:sz w:val="16"/>
-                <w:szCs w:val="16"/>
-              </w:rPr>
-              <w:t>}</w:t>
+              <w:t>{/rows}</w:t>
             </w:r>
             <w:r>
               <w:rPr>
@@ -5627,25 +5241,7 @@
           <w:sz w:val="10"/>
           <w:szCs w:val="10"/>
         </w:rPr>
-        <w:t xml:space="preserve">2 uvádzajte spôsob akým požadujete vyplatenie vyinkasovanej dobierkovej sumy </w:t>
-      </w:r>
-      <w:proofErr w:type="spellStart"/>
-      <w:r>
-        <w:rPr>
-          <w:rFonts w:ascii="Calibri" w:hAnsi="Calibri" w:cs="Calibri"/>
-          <w:sz w:val="10"/>
-          <w:szCs w:val="10"/>
-        </w:rPr>
-        <w:t>t.j</w:t>
-      </w:r>
-      <w:proofErr w:type="spellEnd"/>
-      <w:r>
-        <w:rPr>
-          <w:rFonts w:ascii="Calibri" w:hAnsi="Calibri" w:cs="Calibri"/>
-          <w:sz w:val="10"/>
-          <w:szCs w:val="10"/>
-        </w:rPr>
-        <w:t>. U = "na účet",  A = "na adresu"</w:t>
+        <w:t>2 uvádzajte spôsob akým požadujete vyplatenie vyinkasovanej dobierkovej sumy t.j. U = "na účet",  A = "na adresu"</w:t>
       </w:r>
       <w:r>
         <w:rPr>
@@ -5811,25 +5407,7 @@
           <w:sz w:val="10"/>
           <w:szCs w:val="10"/>
         </w:rPr>
-        <w:t xml:space="preserve">3 uvádzajte výšku poukazovanej sumy pri </w:t>
-      </w:r>
-      <w:proofErr w:type="spellStart"/>
-      <w:r>
-        <w:rPr>
-          <w:rFonts w:ascii="Calibri" w:hAnsi="Calibri" w:cs="Calibri"/>
-          <w:sz w:val="10"/>
-          <w:szCs w:val="10"/>
-        </w:rPr>
-        <w:t>podaji</w:t>
-      </w:r>
-      <w:proofErr w:type="spellEnd"/>
-      <w:r>
-        <w:rPr>
-          <w:rFonts w:ascii="Calibri" w:hAnsi="Calibri" w:cs="Calibri"/>
-          <w:sz w:val="10"/>
-          <w:szCs w:val="10"/>
-        </w:rPr>
-        <w:t xml:space="preserve"> Poštových poukazov</w:t>
+        <w:t>3 uvádzajte výšku poukazovanej sumy pri podaji Poštových poukazov</w:t>
       </w:r>
     </w:p>
     <w:p>
@@ -6004,7 +5582,7 @@
 </file>
 
 <file path=word/styles.xml><?xml version="1.0" encoding="utf-8"?>
-<w:styles xmlns:mc="http://schemas.openxmlformats.org/markup-compatibility/2006" xmlns:r="http://schemas.openxmlformats.org/officeDocument/2006/relationships" xmlns:w="http://schemas.openxmlformats.org/wordprocessingml/2006/main" xmlns:w14="http://schemas.microsoft.com/office/word/2010/wordml" xmlns:w15="http://schemas.microsoft.com/office/word/2012/wordml" xmlns:w16cex="http://schemas.microsoft.com/office/word/2018/wordml/cex" xmlns:w16cid="http://schemas.microsoft.com/office/word/2016/wordml/cid" xmlns:w16="http://schemas.microsoft.com/office/word/2018/wordml" xmlns:w16du="http://schemas.microsoft.com/office/word/2023/wordml/word16du" xmlns:w16sdtdh="http://schemas.microsoft.com/office/word/2020/wordml/sdtdatahash" xmlns:w16sdtfl="http://schemas.microsoft.com/office/word/2024/wordml/sdtformatlock" xmlns:w16se="http://schemas.microsoft.com/office/word/2015/wordml/symex" mc:Ignorable="w14 w15 w16se w16cid w16 w16cex w16sdtdh w16sdtfl w16du">
+<w:styles xmlns:mc="http://schemas.openxmlformats.org/markup-compatibility/2006" xmlns:r="http://schemas.openxmlformats.org/officeDocument/2006/relationships" xmlns:w="http://schemas.openxmlformats.org/wordprocessingml/2006/main" xmlns:w14="http://schemas.microsoft.com/office/word/2010/wordml" xmlns:w15="http://schemas.microsoft.com/office/word/2012/wordml" xmlns:w16cex="http://schemas.microsoft.com/office/word/2018/wordml/cex" xmlns:w16cid="http://schemas.microsoft.com/office/word/2016/wordml/cid" xmlns:w16="http://schemas.microsoft.com/office/word/2018/wordml" xmlns:w16sdtdh="http://schemas.microsoft.com/office/word/2020/wordml/sdtdatahash" xmlns:w16se="http://schemas.microsoft.com/office/word/2015/wordml/symex" mc:Ignorable="w14 w15 w16se w16cid w16 w16cex w16sdtdh">
   <w:docDefaults>
     <w:rPrDefault>
       <w:rPr>
